--- a/report/MPC_report_week6_240472.docx
+++ b/report/MPC_report_week6_240472.docx
@@ -47,22 +47,47 @@
           <w:bCs/>
           <w:lang w:val="en-US"/>
         </w:rPr>
-        <w:t>Author</w:t>
-      </w:r>
-      <w:proofErr w:type="gramStart"/>
+        <w:t>Author:</w:t>
+      </w:r>
+      <w:r>
+        <w:rPr>
+          <w:lang w:val="en-US"/>
+        </w:rPr>
+        <w:t xml:space="preserve"> </w:t>
+      </w:r>
+      <w:r>
+        <w:rPr>
+          <w:lang w:val="en-US"/>
+        </w:rPr>
+        <w:tab/>
+      </w:r>
+      <w:r>
+        <w:rPr>
+          <w:lang w:val="en-US"/>
+        </w:rPr>
+        <w:t>Dominik Zavadil</w:t>
+      </w:r>
+      <w:r>
+        <w:rPr>
+          <w:lang w:val="en-US"/>
+        </w:rPr>
+        <w:tab/>
+      </w:r>
+    </w:p>
+    <w:p>
+      <w:pPr>
+        <w:pStyle w:val="Nadpis2"/>
+        <w:rPr>
+          <w:lang w:val="en-US"/>
+        </w:rPr>
+      </w:pPr>
       <w:r>
         <w:rPr>
           <w:b/>
           <w:bCs/>
           <w:lang w:val="en-US"/>
         </w:rPr>
-        <w:t>:</w:t>
-      </w:r>
-      <w:r>
-        <w:rPr>
-          <w:lang w:val="en-US"/>
-        </w:rPr>
-        <w:t xml:space="preserve"> </w:t>
+        <w:t>Date:</w:t>
       </w:r>
       <w:r>
         <w:rPr>
@@ -74,70 +99,13 @@
         <w:rPr>
           <w:lang w:val="en-US"/>
         </w:rPr>
-        <w:t>Dominik</w:t>
-      </w:r>
-      <w:proofErr w:type="gramEnd"/>
-      <w:r>
-        <w:rPr>
-          <w:lang w:val="en-US"/>
-        </w:rPr>
-        <w:t xml:space="preserve"> Zavadil</w:t>
-      </w:r>
-      <w:r>
-        <w:rPr>
-          <w:lang w:val="en-US"/>
-        </w:rPr>
         <w:tab/>
       </w:r>
-    </w:p>
-    <w:p>
-      <w:pPr>
-        <w:pStyle w:val="Nadpis2"/>
-        <w:rPr>
-          <w:lang w:val="en-US"/>
-        </w:rPr>
-      </w:pPr>
-      <w:r>
-        <w:rPr>
-          <w:b/>
-          <w:bCs/>
-          <w:lang w:val="en-US"/>
-        </w:rPr>
-        <w:t>Date</w:t>
-      </w:r>
-      <w:proofErr w:type="gramStart"/>
-      <w:r>
-        <w:rPr>
-          <w:b/>
-          <w:bCs/>
-          <w:lang w:val="en-US"/>
-        </w:rPr>
-        <w:t>:</w:t>
-      </w:r>
-      <w:r>
-        <w:rPr>
-          <w:lang w:val="en-US"/>
-        </w:rPr>
-        <w:tab/>
-      </w:r>
-      <w:r>
-        <w:rPr>
-          <w:lang w:val="en-US"/>
-        </w:rPr>
-        <w:tab/>
-      </w:r>
-      <w:r>
-        <w:rPr>
-          <w:lang w:val="en-US"/>
-        </w:rPr>
-        <w:t>25</w:t>
-      </w:r>
-      <w:proofErr w:type="gramEnd"/>
-      <w:r>
-        <w:rPr>
-          <w:lang w:val="en-US"/>
-        </w:rPr>
-        <w:t>. 4. 2026</w:t>
+      <w:r>
+        <w:rPr>
+          <w:lang w:val="en-US"/>
+        </w:rPr>
+        <w:t>25. 4. 2026</w:t>
       </w:r>
     </w:p>
     <w:p>
@@ -2275,7 +2243,6 @@
                             <w:r>
                               <w:t xml:space="preserve"> </w:t>
                             </w:r>
-                            <w:proofErr w:type="gramStart"/>
                             <w:r>
                               <w:t>3</w:t>
                             </w:r>
@@ -2301,14 +2268,7 @@
                               <w:rPr>
                                 <w:lang w:val="en-US"/>
                               </w:rPr>
-                              <w:t>A</w:t>
-                            </w:r>
-                            <w:proofErr w:type="gramEnd"/>
-                            <w:r>
-                              <w:rPr>
-                                <w:lang w:val="en-US"/>
-                              </w:rPr>
-                              <w:t xml:space="preserve">-star </w:t>
+                              <w:t xml:space="preserve">A-star </w:t>
                             </w:r>
                             <w:proofErr w:type="spellStart"/>
                             <w:r>
@@ -2387,7 +2347,6 @@
                       <w:r>
                         <w:t xml:space="preserve"> </w:t>
                       </w:r>
-                      <w:proofErr w:type="gramStart"/>
                       <w:r>
                         <w:t>3</w:t>
                       </w:r>
@@ -2413,14 +2372,7 @@
                         <w:rPr>
                           <w:lang w:val="en-US"/>
                         </w:rPr>
-                        <w:t>A</w:t>
-                      </w:r>
-                      <w:proofErr w:type="gramEnd"/>
-                      <w:r>
-                        <w:rPr>
-                          <w:lang w:val="en-US"/>
-                        </w:rPr>
-                        <w:t xml:space="preserve">-star </w:t>
+                        <w:t xml:space="preserve">A-star </w:t>
                       </w:r>
                       <w:proofErr w:type="spellStart"/>
                       <w:r>
@@ -3281,7 +3233,9 @@
     <w:p>
       <w:pPr>
         <w:rPr>
-          <w:rFonts w:eastAsiaTheme="minorEastAsia"/>
+          <w:rFonts w:ascii="Open Sans" w:eastAsiaTheme="minorEastAsia" w:hAnsi="Open Sans" w:cs="Open Sans"/>
+          <w:sz w:val="21"/>
+          <w:szCs w:val="21"/>
           <w:lang w:val="en-US"/>
         </w:rPr>
       </w:pPr>
@@ -3669,7 +3623,27 @@
           <w:szCs w:val="21"/>
           <w:lang w:val="en-US"/>
         </w:rPr>
-        <w:t xml:space="preserve"> na </w:t>
+        <w:t xml:space="preserve"> </w:t>
+      </w:r>
+      <w:proofErr w:type="spellStart"/>
+      <w:r>
+        <w:rPr>
+          <w:rFonts w:ascii="Open Sans" w:eastAsiaTheme="minorEastAsia" w:hAnsi="Open Sans" w:cs="Open Sans"/>
+          <w:sz w:val="21"/>
+          <w:szCs w:val="21"/>
+          <w:lang w:val="en-US"/>
+        </w:rPr>
+        <w:t>na</w:t>
+      </w:r>
+      <w:proofErr w:type="spellEnd"/>
+      <w:r>
+        <w:rPr>
+          <w:rFonts w:ascii="Open Sans" w:eastAsiaTheme="minorEastAsia" w:hAnsi="Open Sans" w:cs="Open Sans"/>
+          <w:sz w:val="21"/>
+          <w:szCs w:val="21"/>
+          <w:lang w:val="en-US"/>
+        </w:rPr>
+        <w:t xml:space="preserve"> </w:t>
       </w:r>
       <w:proofErr w:type="spellStart"/>
       <w:r>
@@ -3690,6 +3664,827 @@
           <w:lang w:val="en-US"/>
         </w:rPr>
         <w:t xml:space="preserve"> 4.</w:t>
+      </w:r>
+      <w:r>
+        <w:rPr>
+          <w:rFonts w:ascii="Open Sans" w:eastAsiaTheme="minorEastAsia" w:hAnsi="Open Sans" w:cs="Open Sans"/>
+          <w:sz w:val="21"/>
+          <w:szCs w:val="21"/>
+          <w:lang w:val="en-US"/>
+        </w:rPr>
+        <w:t xml:space="preserve"> </w:t>
+      </w:r>
+    </w:p>
+    <w:p>
+      <w:pPr>
+        <w:rPr>
+          <w:rFonts w:ascii="Open Sans" w:eastAsiaTheme="minorEastAsia" w:hAnsi="Open Sans" w:cs="Open Sans"/>
+          <w:sz w:val="21"/>
+          <w:szCs w:val="21"/>
+          <w:lang w:val="en-US"/>
+        </w:rPr>
+      </w:pPr>
+    </w:p>
+    <w:p>
+      <w:pPr>
+        <w:rPr>
+          <w:rFonts w:eastAsiaTheme="minorEastAsia"/>
+          <w:lang w:val="en-US"/>
+        </w:rPr>
+      </w:pPr>
+      <w:proofErr w:type="spellStart"/>
+      <w:r>
+        <w:rPr>
+          <w:rFonts w:ascii="Open Sans" w:eastAsiaTheme="minorEastAsia" w:hAnsi="Open Sans" w:cs="Open Sans"/>
+          <w:sz w:val="21"/>
+          <w:szCs w:val="21"/>
+          <w:lang w:val="en-US"/>
+        </w:rPr>
+        <w:t>Konstanta</w:t>
+      </w:r>
+      <w:proofErr w:type="spellEnd"/>
+      <w:r>
+        <w:rPr>
+          <w:rFonts w:ascii="Open Sans" w:eastAsiaTheme="minorEastAsia" w:hAnsi="Open Sans" w:cs="Open Sans"/>
+          <w:sz w:val="21"/>
+          <w:szCs w:val="21"/>
+          <w:lang w:val="en-US"/>
+        </w:rPr>
+        <w:t xml:space="preserve"> </w:t>
+      </w:r>
+      <m:oMath>
+        <m:r>
+          <w:rPr>
+            <w:rFonts w:ascii="Cambria Math" w:hAnsi="Cambria Math"/>
+            <w:lang w:val="en-US"/>
+          </w:rPr>
+          <m:t>α</m:t>
+        </m:r>
+      </m:oMath>
+      <w:r>
+        <w:rPr>
+          <w:rFonts w:ascii="Open Sans" w:eastAsiaTheme="minorEastAsia" w:hAnsi="Open Sans" w:cs="Open Sans"/>
+          <w:lang w:val="en-US"/>
+        </w:rPr>
+        <w:t xml:space="preserve"> </w:t>
+      </w:r>
+      <w:proofErr w:type="spellStart"/>
+      <w:r>
+        <w:rPr>
+          <w:rFonts w:ascii="Open Sans" w:eastAsiaTheme="minorEastAsia" w:hAnsi="Open Sans" w:cs="Open Sans"/>
+          <w:sz w:val="21"/>
+          <w:szCs w:val="21"/>
+          <w:lang w:val="en-US"/>
+        </w:rPr>
+        <w:t>má</w:t>
+      </w:r>
+      <w:proofErr w:type="spellEnd"/>
+      <w:r>
+        <w:rPr>
+          <w:rFonts w:ascii="Open Sans" w:eastAsiaTheme="minorEastAsia" w:hAnsi="Open Sans" w:cs="Open Sans"/>
+          <w:sz w:val="21"/>
+          <w:szCs w:val="21"/>
+          <w:lang w:val="en-US"/>
+        </w:rPr>
+        <w:t xml:space="preserve"> </w:t>
+      </w:r>
+      <w:proofErr w:type="spellStart"/>
+      <w:r>
+        <w:rPr>
+          <w:rFonts w:ascii="Open Sans" w:eastAsiaTheme="minorEastAsia" w:hAnsi="Open Sans" w:cs="Open Sans"/>
+          <w:sz w:val="21"/>
+          <w:szCs w:val="21"/>
+          <w:lang w:val="en-US"/>
+        </w:rPr>
+        <w:t>vliv</w:t>
+      </w:r>
+      <w:proofErr w:type="spellEnd"/>
+      <w:r>
+        <w:rPr>
+          <w:rFonts w:ascii="Open Sans" w:eastAsiaTheme="minorEastAsia" w:hAnsi="Open Sans" w:cs="Open Sans"/>
+          <w:sz w:val="21"/>
+          <w:szCs w:val="21"/>
+          <w:lang w:val="en-US"/>
+        </w:rPr>
+        <w:t xml:space="preserve"> </w:t>
+      </w:r>
+      <w:proofErr w:type="spellStart"/>
+      <w:r>
+        <w:rPr>
+          <w:rFonts w:ascii="Open Sans" w:eastAsiaTheme="minorEastAsia" w:hAnsi="Open Sans" w:cs="Open Sans"/>
+          <w:sz w:val="21"/>
+          <w:szCs w:val="21"/>
+          <w:lang w:val="en-US"/>
+        </w:rPr>
+        <w:t>na</w:t>
+      </w:r>
+      <w:proofErr w:type="spellEnd"/>
+      <w:r>
+        <w:rPr>
+          <w:rFonts w:ascii="Open Sans" w:eastAsiaTheme="minorEastAsia" w:hAnsi="Open Sans" w:cs="Open Sans"/>
+          <w:sz w:val="21"/>
+          <w:szCs w:val="21"/>
+          <w:lang w:val="en-US"/>
+        </w:rPr>
+        <w:t xml:space="preserve"> to, jak </w:t>
+      </w:r>
+      <w:proofErr w:type="spellStart"/>
+      <w:r>
+        <w:rPr>
+          <w:rFonts w:ascii="Open Sans" w:eastAsiaTheme="minorEastAsia" w:hAnsi="Open Sans" w:cs="Open Sans"/>
+          <w:sz w:val="21"/>
+          <w:szCs w:val="21"/>
+          <w:lang w:val="en-US"/>
+        </w:rPr>
+        <w:t>moc</w:t>
+      </w:r>
+      <w:proofErr w:type="spellEnd"/>
+      <w:r>
+        <w:rPr>
+          <w:rFonts w:ascii="Open Sans" w:eastAsiaTheme="minorEastAsia" w:hAnsi="Open Sans" w:cs="Open Sans"/>
+          <w:sz w:val="21"/>
+          <w:szCs w:val="21"/>
+          <w:lang w:val="en-US"/>
+        </w:rPr>
+        <w:t xml:space="preserve"> se smoothed </w:t>
+      </w:r>
+      <w:proofErr w:type="spellStart"/>
+      <w:r>
+        <w:rPr>
+          <w:rFonts w:ascii="Open Sans" w:eastAsiaTheme="minorEastAsia" w:hAnsi="Open Sans" w:cs="Open Sans"/>
+          <w:sz w:val="21"/>
+          <w:szCs w:val="21"/>
+          <w:lang w:val="en-US"/>
+        </w:rPr>
+        <w:t>trasa</w:t>
+      </w:r>
+      <w:proofErr w:type="spellEnd"/>
+      <w:r>
+        <w:rPr>
+          <w:rFonts w:ascii="Open Sans" w:eastAsiaTheme="minorEastAsia" w:hAnsi="Open Sans" w:cs="Open Sans"/>
+          <w:sz w:val="21"/>
+          <w:szCs w:val="21"/>
+          <w:lang w:val="en-US"/>
+        </w:rPr>
+        <w:t xml:space="preserve"> </w:t>
+      </w:r>
+      <w:proofErr w:type="spellStart"/>
+      <w:r>
+        <w:rPr>
+          <w:rFonts w:ascii="Open Sans" w:eastAsiaTheme="minorEastAsia" w:hAnsi="Open Sans" w:cs="Open Sans"/>
+          <w:sz w:val="21"/>
+          <w:szCs w:val="21"/>
+          <w:lang w:val="en-US"/>
+        </w:rPr>
+        <w:t>podobá</w:t>
+      </w:r>
+      <w:proofErr w:type="spellEnd"/>
+      <w:r>
+        <w:rPr>
+          <w:rFonts w:ascii="Open Sans" w:eastAsiaTheme="minorEastAsia" w:hAnsi="Open Sans" w:cs="Open Sans"/>
+          <w:sz w:val="21"/>
+          <w:szCs w:val="21"/>
+          <w:lang w:val="en-US"/>
+        </w:rPr>
+        <w:t xml:space="preserve"> </w:t>
+      </w:r>
+      <w:proofErr w:type="spellStart"/>
+      <w:r>
+        <w:rPr>
+          <w:rFonts w:ascii="Open Sans" w:eastAsiaTheme="minorEastAsia" w:hAnsi="Open Sans" w:cs="Open Sans"/>
+          <w:sz w:val="21"/>
+          <w:szCs w:val="21"/>
+          <w:lang w:val="en-US"/>
+        </w:rPr>
+        <w:t>staré</w:t>
+      </w:r>
+      <w:proofErr w:type="spellEnd"/>
+      <w:r>
+        <w:rPr>
+          <w:rFonts w:ascii="Open Sans" w:eastAsiaTheme="minorEastAsia" w:hAnsi="Open Sans" w:cs="Open Sans"/>
+          <w:sz w:val="21"/>
+          <w:szCs w:val="21"/>
+          <w:lang w:val="en-US"/>
+        </w:rPr>
+        <w:t xml:space="preserve"> </w:t>
+      </w:r>
+      <w:proofErr w:type="spellStart"/>
+      <w:r>
+        <w:rPr>
+          <w:rFonts w:ascii="Open Sans" w:eastAsiaTheme="minorEastAsia" w:hAnsi="Open Sans" w:cs="Open Sans"/>
+          <w:sz w:val="21"/>
+          <w:szCs w:val="21"/>
+          <w:lang w:val="en-US"/>
+        </w:rPr>
+        <w:t>trase</w:t>
+      </w:r>
+      <w:proofErr w:type="spellEnd"/>
+      <w:r>
+        <w:rPr>
+          <w:rFonts w:ascii="Open Sans" w:eastAsiaTheme="minorEastAsia" w:hAnsi="Open Sans" w:cs="Open Sans"/>
+          <w:sz w:val="21"/>
+          <w:szCs w:val="21"/>
+          <w:lang w:val="en-US"/>
+        </w:rPr>
+        <w:t xml:space="preserve"> a </w:t>
+      </w:r>
+      <w:proofErr w:type="spellStart"/>
+      <w:r>
+        <w:rPr>
+          <w:rFonts w:ascii="Open Sans" w:eastAsiaTheme="minorEastAsia" w:hAnsi="Open Sans" w:cs="Open Sans"/>
+          <w:sz w:val="21"/>
+          <w:szCs w:val="21"/>
+          <w:lang w:val="en-US"/>
+        </w:rPr>
+        <w:t>konstanta</w:t>
+      </w:r>
+      <w:proofErr w:type="spellEnd"/>
+      <w:r>
+        <w:rPr>
+          <w:rFonts w:ascii="Open Sans" w:eastAsiaTheme="minorEastAsia" w:hAnsi="Open Sans" w:cs="Open Sans"/>
+          <w:sz w:val="21"/>
+          <w:szCs w:val="21"/>
+          <w:lang w:val="en-US"/>
+        </w:rPr>
+        <w:t xml:space="preserve"> </w:t>
+      </w:r>
+      <m:oMath>
+        <m:r>
+          <w:rPr>
+            <w:rFonts w:ascii="Cambria Math" w:eastAsiaTheme="minorEastAsia" w:hAnsi="Cambria Math"/>
+            <w:lang w:val="en-US"/>
+          </w:rPr>
+          <m:t>β</m:t>
+        </m:r>
+      </m:oMath>
+      <w:r>
+        <w:rPr>
+          <w:rFonts w:ascii="Open Sans" w:eastAsiaTheme="minorEastAsia" w:hAnsi="Open Sans" w:cs="Open Sans"/>
+          <w:sz w:val="21"/>
+          <w:szCs w:val="21"/>
+          <w:lang w:val="en-US"/>
+        </w:rPr>
+        <w:t xml:space="preserve"> </w:t>
+      </w:r>
+      <w:proofErr w:type="spellStart"/>
+      <w:r>
+        <w:rPr>
+          <w:rFonts w:ascii="Open Sans" w:eastAsiaTheme="minorEastAsia" w:hAnsi="Open Sans" w:cs="Open Sans"/>
+          <w:sz w:val="21"/>
+          <w:szCs w:val="21"/>
+          <w:lang w:val="en-US"/>
+        </w:rPr>
+        <w:t>má</w:t>
+      </w:r>
+      <w:proofErr w:type="spellEnd"/>
+      <w:r>
+        <w:rPr>
+          <w:rFonts w:ascii="Open Sans" w:eastAsiaTheme="minorEastAsia" w:hAnsi="Open Sans" w:cs="Open Sans"/>
+          <w:sz w:val="21"/>
+          <w:szCs w:val="21"/>
+          <w:lang w:val="en-US"/>
+        </w:rPr>
+        <w:t xml:space="preserve"> </w:t>
+      </w:r>
+      <w:proofErr w:type="spellStart"/>
+      <w:r>
+        <w:rPr>
+          <w:rFonts w:ascii="Open Sans" w:eastAsiaTheme="minorEastAsia" w:hAnsi="Open Sans" w:cs="Open Sans"/>
+          <w:sz w:val="21"/>
+          <w:szCs w:val="21"/>
+          <w:lang w:val="en-US"/>
+        </w:rPr>
+        <w:t>vliv</w:t>
+      </w:r>
+      <w:proofErr w:type="spellEnd"/>
+      <w:r>
+        <w:rPr>
+          <w:rFonts w:ascii="Open Sans" w:eastAsiaTheme="minorEastAsia" w:hAnsi="Open Sans" w:cs="Open Sans"/>
+          <w:sz w:val="21"/>
+          <w:szCs w:val="21"/>
+          <w:lang w:val="en-US"/>
+        </w:rPr>
+        <w:t xml:space="preserve"> </w:t>
+      </w:r>
+      <w:proofErr w:type="spellStart"/>
+      <w:r>
+        <w:rPr>
+          <w:rFonts w:ascii="Open Sans" w:eastAsiaTheme="minorEastAsia" w:hAnsi="Open Sans" w:cs="Open Sans"/>
+          <w:sz w:val="21"/>
+          <w:szCs w:val="21"/>
+          <w:lang w:val="en-US"/>
+        </w:rPr>
+        <w:t>na</w:t>
+      </w:r>
+      <w:proofErr w:type="spellEnd"/>
+      <w:r>
+        <w:rPr>
+          <w:rFonts w:ascii="Open Sans" w:eastAsiaTheme="minorEastAsia" w:hAnsi="Open Sans" w:cs="Open Sans"/>
+          <w:sz w:val="21"/>
+          <w:szCs w:val="21"/>
+          <w:lang w:val="en-US"/>
+        </w:rPr>
+        <w:t xml:space="preserve"> to, jak </w:t>
+      </w:r>
+      <w:proofErr w:type="spellStart"/>
+      <w:r>
+        <w:rPr>
+          <w:rFonts w:ascii="Open Sans" w:eastAsiaTheme="minorEastAsia" w:hAnsi="Open Sans" w:cs="Open Sans"/>
+          <w:sz w:val="21"/>
+          <w:szCs w:val="21"/>
+          <w:lang w:val="en-US"/>
+        </w:rPr>
+        <w:t>moc</w:t>
+      </w:r>
+      <w:proofErr w:type="spellEnd"/>
+      <w:r>
+        <w:rPr>
+          <w:rFonts w:ascii="Open Sans" w:eastAsiaTheme="minorEastAsia" w:hAnsi="Open Sans" w:cs="Open Sans"/>
+          <w:sz w:val="21"/>
+          <w:szCs w:val="21"/>
+          <w:lang w:val="en-US"/>
+        </w:rPr>
+        <w:t xml:space="preserve"> se </w:t>
+      </w:r>
+      <w:proofErr w:type="spellStart"/>
+      <w:r>
+        <w:rPr>
+          <w:rFonts w:ascii="Open Sans" w:eastAsiaTheme="minorEastAsia" w:hAnsi="Open Sans" w:cs="Open Sans"/>
+          <w:sz w:val="21"/>
+          <w:szCs w:val="21"/>
+          <w:lang w:val="en-US"/>
+        </w:rPr>
+        <w:t>mění</w:t>
+      </w:r>
+      <w:proofErr w:type="spellEnd"/>
+      <w:r>
+        <w:rPr>
+          <w:rFonts w:ascii="Open Sans" w:eastAsiaTheme="minorEastAsia" w:hAnsi="Open Sans" w:cs="Open Sans"/>
+          <w:sz w:val="21"/>
+          <w:szCs w:val="21"/>
+          <w:lang w:val="en-US"/>
+        </w:rPr>
+        <w:t xml:space="preserve"> </w:t>
+      </w:r>
+      <w:proofErr w:type="spellStart"/>
+      <w:r>
+        <w:rPr>
+          <w:rFonts w:ascii="Open Sans" w:eastAsiaTheme="minorEastAsia" w:hAnsi="Open Sans" w:cs="Open Sans"/>
+          <w:sz w:val="21"/>
+          <w:szCs w:val="21"/>
+          <w:lang w:val="en-US"/>
+        </w:rPr>
+        <w:t>pozice</w:t>
+      </w:r>
+      <w:proofErr w:type="spellEnd"/>
+      <w:r>
+        <w:rPr>
+          <w:rFonts w:ascii="Open Sans" w:eastAsiaTheme="minorEastAsia" w:hAnsi="Open Sans" w:cs="Open Sans"/>
+          <w:sz w:val="21"/>
+          <w:szCs w:val="21"/>
+          <w:lang w:val="en-US"/>
+        </w:rPr>
+        <w:t xml:space="preserve"> </w:t>
+      </w:r>
+      <w:proofErr w:type="spellStart"/>
+      <w:r>
+        <w:rPr>
+          <w:rFonts w:ascii="Open Sans" w:eastAsiaTheme="minorEastAsia" w:hAnsi="Open Sans" w:cs="Open Sans"/>
+          <w:sz w:val="21"/>
+          <w:szCs w:val="21"/>
+          <w:lang w:val="en-US"/>
+        </w:rPr>
+        <w:t>sousedních</w:t>
+      </w:r>
+      <w:proofErr w:type="spellEnd"/>
+      <w:r>
+        <w:rPr>
+          <w:rFonts w:ascii="Open Sans" w:eastAsiaTheme="minorEastAsia" w:hAnsi="Open Sans" w:cs="Open Sans"/>
+          <w:sz w:val="21"/>
+          <w:szCs w:val="21"/>
+          <w:lang w:val="en-US"/>
+        </w:rPr>
+        <w:t xml:space="preserve"> </w:t>
+      </w:r>
+      <w:proofErr w:type="spellStart"/>
+      <w:r>
+        <w:rPr>
+          <w:rFonts w:ascii="Open Sans" w:eastAsiaTheme="minorEastAsia" w:hAnsi="Open Sans" w:cs="Open Sans"/>
+          <w:sz w:val="21"/>
+          <w:szCs w:val="21"/>
+          <w:lang w:val="en-US"/>
+        </w:rPr>
+        <w:t>bodů</w:t>
+      </w:r>
+      <w:proofErr w:type="spellEnd"/>
+      <w:r>
+        <w:rPr>
+          <w:rFonts w:ascii="Open Sans" w:eastAsiaTheme="minorEastAsia" w:hAnsi="Open Sans" w:cs="Open Sans"/>
+          <w:sz w:val="21"/>
+          <w:szCs w:val="21"/>
+          <w:lang w:val="en-US"/>
+        </w:rPr>
+        <w:t xml:space="preserve"> </w:t>
+      </w:r>
+      <w:proofErr w:type="spellStart"/>
+      <w:r>
+        <w:rPr>
+          <w:rFonts w:ascii="Open Sans" w:eastAsiaTheme="minorEastAsia" w:hAnsi="Open Sans" w:cs="Open Sans"/>
+          <w:sz w:val="21"/>
+          <w:szCs w:val="21"/>
+          <w:lang w:val="en-US"/>
+        </w:rPr>
+        <w:t>ve</w:t>
+      </w:r>
+      <w:proofErr w:type="spellEnd"/>
+      <w:r>
+        <w:rPr>
+          <w:rFonts w:ascii="Open Sans" w:eastAsiaTheme="minorEastAsia" w:hAnsi="Open Sans" w:cs="Open Sans"/>
+          <w:sz w:val="21"/>
+          <w:szCs w:val="21"/>
+          <w:lang w:val="en-US"/>
+        </w:rPr>
+        <w:t xml:space="preserve"> smooth </w:t>
+      </w:r>
+      <w:proofErr w:type="spellStart"/>
+      <w:r>
+        <w:rPr>
+          <w:rFonts w:ascii="Open Sans" w:eastAsiaTheme="minorEastAsia" w:hAnsi="Open Sans" w:cs="Open Sans"/>
+          <w:sz w:val="21"/>
+          <w:szCs w:val="21"/>
+          <w:lang w:val="en-US"/>
+        </w:rPr>
+        <w:t>trase</w:t>
+      </w:r>
+      <w:proofErr w:type="spellEnd"/>
+      <w:r>
+        <w:rPr>
+          <w:rFonts w:ascii="Open Sans" w:eastAsiaTheme="minorEastAsia" w:hAnsi="Open Sans" w:cs="Open Sans"/>
+          <w:sz w:val="21"/>
+          <w:szCs w:val="21"/>
+          <w:lang w:val="en-US"/>
+        </w:rPr>
+        <w:t xml:space="preserve"> </w:t>
+      </w:r>
+      <w:proofErr w:type="spellStart"/>
+      <w:r>
+        <w:rPr>
+          <w:rFonts w:ascii="Open Sans" w:eastAsiaTheme="minorEastAsia" w:hAnsi="Open Sans" w:cs="Open Sans"/>
+          <w:sz w:val="21"/>
+          <w:szCs w:val="21"/>
+          <w:lang w:val="en-US"/>
+        </w:rPr>
+        <w:t>mezi</w:t>
+      </w:r>
+      <w:proofErr w:type="spellEnd"/>
+      <w:r>
+        <w:rPr>
+          <w:rFonts w:ascii="Open Sans" w:eastAsiaTheme="minorEastAsia" w:hAnsi="Open Sans" w:cs="Open Sans"/>
+          <w:sz w:val="21"/>
+          <w:szCs w:val="21"/>
+          <w:lang w:val="en-US"/>
+        </w:rPr>
+        <w:t xml:space="preserve"> </w:t>
+      </w:r>
+      <w:proofErr w:type="spellStart"/>
+      <w:r>
+        <w:rPr>
+          <w:rFonts w:ascii="Open Sans" w:eastAsiaTheme="minorEastAsia" w:hAnsi="Open Sans" w:cs="Open Sans"/>
+          <w:sz w:val="21"/>
+          <w:szCs w:val="21"/>
+          <w:lang w:val="en-US"/>
+        </w:rPr>
+        <w:t>sebou</w:t>
+      </w:r>
+      <w:proofErr w:type="spellEnd"/>
+      <w:r>
+        <w:rPr>
+          <w:rFonts w:ascii="Open Sans" w:eastAsiaTheme="minorEastAsia" w:hAnsi="Open Sans" w:cs="Open Sans"/>
+          <w:sz w:val="21"/>
+          <w:szCs w:val="21"/>
+          <w:lang w:val="en-US"/>
+        </w:rPr>
+        <w:t xml:space="preserve">. Oba </w:t>
+      </w:r>
+      <w:proofErr w:type="spellStart"/>
+      <w:r>
+        <w:rPr>
+          <w:rFonts w:ascii="Open Sans" w:eastAsiaTheme="minorEastAsia" w:hAnsi="Open Sans" w:cs="Open Sans"/>
+          <w:sz w:val="21"/>
+          <w:szCs w:val="21"/>
+          <w:lang w:val="en-US"/>
+        </w:rPr>
+        <w:t>tyto</w:t>
+      </w:r>
+      <w:proofErr w:type="spellEnd"/>
+      <w:r>
+        <w:rPr>
+          <w:rFonts w:ascii="Open Sans" w:eastAsiaTheme="minorEastAsia" w:hAnsi="Open Sans" w:cs="Open Sans"/>
+          <w:sz w:val="21"/>
+          <w:szCs w:val="21"/>
+          <w:lang w:val="en-US"/>
+        </w:rPr>
+        <w:t xml:space="preserve"> </w:t>
+      </w:r>
+      <w:proofErr w:type="spellStart"/>
+      <w:r>
+        <w:rPr>
+          <w:rFonts w:ascii="Open Sans" w:eastAsiaTheme="minorEastAsia" w:hAnsi="Open Sans" w:cs="Open Sans"/>
+          <w:sz w:val="21"/>
+          <w:szCs w:val="21"/>
+          <w:lang w:val="en-US"/>
+        </w:rPr>
+        <w:t>parametry</w:t>
+      </w:r>
+      <w:proofErr w:type="spellEnd"/>
+      <w:r>
+        <w:rPr>
+          <w:rFonts w:ascii="Open Sans" w:eastAsiaTheme="minorEastAsia" w:hAnsi="Open Sans" w:cs="Open Sans"/>
+          <w:sz w:val="21"/>
+          <w:szCs w:val="21"/>
+          <w:lang w:val="en-US"/>
+        </w:rPr>
+        <w:t xml:space="preserve"> je </w:t>
+      </w:r>
+      <w:proofErr w:type="spellStart"/>
+      <w:r>
+        <w:rPr>
+          <w:rFonts w:ascii="Open Sans" w:eastAsiaTheme="minorEastAsia" w:hAnsi="Open Sans" w:cs="Open Sans"/>
+          <w:sz w:val="21"/>
+          <w:szCs w:val="21"/>
+          <w:lang w:val="en-US"/>
+        </w:rPr>
+        <w:t>dobré</w:t>
+      </w:r>
+      <w:proofErr w:type="spellEnd"/>
+      <w:r>
+        <w:rPr>
+          <w:rFonts w:ascii="Open Sans" w:eastAsiaTheme="minorEastAsia" w:hAnsi="Open Sans" w:cs="Open Sans"/>
+          <w:sz w:val="21"/>
+          <w:szCs w:val="21"/>
+          <w:lang w:val="en-US"/>
+        </w:rPr>
+        <w:t xml:space="preserve"> </w:t>
+      </w:r>
+      <w:proofErr w:type="spellStart"/>
+      <w:r>
+        <w:rPr>
+          <w:rFonts w:ascii="Open Sans" w:eastAsiaTheme="minorEastAsia" w:hAnsi="Open Sans" w:cs="Open Sans"/>
+          <w:sz w:val="21"/>
+          <w:szCs w:val="21"/>
+          <w:lang w:val="en-US"/>
+        </w:rPr>
+        <w:t>držet</w:t>
+      </w:r>
+      <w:proofErr w:type="spellEnd"/>
+      <w:r>
+        <w:rPr>
+          <w:rFonts w:ascii="Open Sans" w:eastAsiaTheme="minorEastAsia" w:hAnsi="Open Sans" w:cs="Open Sans"/>
+          <w:sz w:val="21"/>
+          <w:szCs w:val="21"/>
+          <w:lang w:val="en-US"/>
+        </w:rPr>
+        <w:t xml:space="preserve"> v </w:t>
+      </w:r>
+      <w:proofErr w:type="spellStart"/>
+      <w:r>
+        <w:rPr>
+          <w:rFonts w:ascii="Open Sans" w:eastAsiaTheme="minorEastAsia" w:hAnsi="Open Sans" w:cs="Open Sans"/>
+          <w:sz w:val="21"/>
+          <w:szCs w:val="21"/>
+          <w:lang w:val="en-US"/>
+        </w:rPr>
+        <w:t>rozumných</w:t>
+      </w:r>
+      <w:proofErr w:type="spellEnd"/>
+      <w:r>
+        <w:rPr>
+          <w:rFonts w:ascii="Open Sans" w:eastAsiaTheme="minorEastAsia" w:hAnsi="Open Sans" w:cs="Open Sans"/>
+          <w:sz w:val="21"/>
+          <w:szCs w:val="21"/>
+          <w:lang w:val="en-US"/>
+        </w:rPr>
+        <w:t xml:space="preserve"> </w:t>
+      </w:r>
+      <w:proofErr w:type="spellStart"/>
+      <w:r>
+        <w:rPr>
+          <w:rFonts w:ascii="Open Sans" w:eastAsiaTheme="minorEastAsia" w:hAnsi="Open Sans" w:cs="Open Sans"/>
+          <w:sz w:val="21"/>
+          <w:szCs w:val="21"/>
+          <w:lang w:val="en-US"/>
+        </w:rPr>
+        <w:t>mezích</w:t>
+      </w:r>
+      <w:proofErr w:type="spellEnd"/>
+      <w:r>
+        <w:rPr>
+          <w:rFonts w:ascii="Open Sans" w:eastAsiaTheme="minorEastAsia" w:hAnsi="Open Sans" w:cs="Open Sans"/>
+          <w:sz w:val="21"/>
+          <w:szCs w:val="21"/>
+          <w:lang w:val="en-US"/>
+        </w:rPr>
+        <w:t xml:space="preserve"> </w:t>
+      </w:r>
+      <w:proofErr w:type="spellStart"/>
+      <w:r>
+        <w:rPr>
+          <w:rFonts w:ascii="Open Sans" w:eastAsiaTheme="minorEastAsia" w:hAnsi="Open Sans" w:cs="Open Sans"/>
+          <w:sz w:val="21"/>
+          <w:szCs w:val="21"/>
+          <w:lang w:val="en-US"/>
+        </w:rPr>
+        <w:t>tak</w:t>
+      </w:r>
+      <w:proofErr w:type="spellEnd"/>
+      <w:r>
+        <w:rPr>
+          <w:rFonts w:ascii="Open Sans" w:eastAsiaTheme="minorEastAsia" w:hAnsi="Open Sans" w:cs="Open Sans"/>
+          <w:sz w:val="21"/>
+          <w:szCs w:val="21"/>
+          <w:lang w:val="en-US"/>
+        </w:rPr>
+        <w:t xml:space="preserve">, aby </w:t>
+      </w:r>
+      <w:proofErr w:type="spellStart"/>
+      <w:r>
+        <w:rPr>
+          <w:rFonts w:ascii="Open Sans" w:eastAsiaTheme="minorEastAsia" w:hAnsi="Open Sans" w:cs="Open Sans"/>
+          <w:sz w:val="21"/>
+          <w:szCs w:val="21"/>
+          <w:lang w:val="en-US"/>
+        </w:rPr>
+        <w:t>náhodou</w:t>
+      </w:r>
+      <w:proofErr w:type="spellEnd"/>
+      <w:r>
+        <w:rPr>
+          <w:rFonts w:ascii="Open Sans" w:eastAsiaTheme="minorEastAsia" w:hAnsi="Open Sans" w:cs="Open Sans"/>
+          <w:sz w:val="21"/>
+          <w:szCs w:val="21"/>
+          <w:lang w:val="en-US"/>
+        </w:rPr>
+        <w:t xml:space="preserve"> </w:t>
+      </w:r>
+      <w:proofErr w:type="spellStart"/>
+      <w:r>
+        <w:rPr>
+          <w:rFonts w:ascii="Open Sans" w:eastAsiaTheme="minorEastAsia" w:hAnsi="Open Sans" w:cs="Open Sans"/>
+          <w:sz w:val="21"/>
+          <w:szCs w:val="21"/>
+          <w:lang w:val="en-US"/>
+        </w:rPr>
+        <w:t>nová</w:t>
+      </w:r>
+      <w:proofErr w:type="spellEnd"/>
+      <w:r>
+        <w:rPr>
+          <w:rFonts w:ascii="Open Sans" w:eastAsiaTheme="minorEastAsia" w:hAnsi="Open Sans" w:cs="Open Sans"/>
+          <w:sz w:val="21"/>
+          <w:szCs w:val="21"/>
+          <w:lang w:val="en-US"/>
+        </w:rPr>
+        <w:t xml:space="preserve"> </w:t>
+      </w:r>
+      <w:proofErr w:type="spellStart"/>
+      <w:r>
+        <w:rPr>
+          <w:rFonts w:ascii="Open Sans" w:eastAsiaTheme="minorEastAsia" w:hAnsi="Open Sans" w:cs="Open Sans"/>
+          <w:sz w:val="21"/>
+          <w:szCs w:val="21"/>
+          <w:lang w:val="en-US"/>
+        </w:rPr>
+        <w:t>trasa</w:t>
+      </w:r>
+      <w:proofErr w:type="spellEnd"/>
+      <w:r>
+        <w:rPr>
+          <w:rFonts w:ascii="Open Sans" w:eastAsiaTheme="minorEastAsia" w:hAnsi="Open Sans" w:cs="Open Sans"/>
+          <w:sz w:val="21"/>
+          <w:szCs w:val="21"/>
+          <w:lang w:val="en-US"/>
+        </w:rPr>
+        <w:t xml:space="preserve"> </w:t>
+      </w:r>
+      <w:proofErr w:type="spellStart"/>
+      <w:r>
+        <w:rPr>
+          <w:rFonts w:ascii="Open Sans" w:eastAsiaTheme="minorEastAsia" w:hAnsi="Open Sans" w:cs="Open Sans"/>
+          <w:sz w:val="21"/>
+          <w:szCs w:val="21"/>
+          <w:lang w:val="en-US"/>
+        </w:rPr>
+        <w:t>nevedla</w:t>
+      </w:r>
+      <w:proofErr w:type="spellEnd"/>
+      <w:r>
+        <w:rPr>
+          <w:rFonts w:ascii="Open Sans" w:eastAsiaTheme="minorEastAsia" w:hAnsi="Open Sans" w:cs="Open Sans"/>
+          <w:sz w:val="21"/>
+          <w:szCs w:val="21"/>
+          <w:lang w:val="en-US"/>
+        </w:rPr>
+        <w:t xml:space="preserve"> misty, </w:t>
+      </w:r>
+      <w:proofErr w:type="spellStart"/>
+      <w:r>
+        <w:rPr>
+          <w:rFonts w:ascii="Open Sans" w:eastAsiaTheme="minorEastAsia" w:hAnsi="Open Sans" w:cs="Open Sans"/>
+          <w:sz w:val="21"/>
+          <w:szCs w:val="21"/>
+          <w:lang w:val="en-US"/>
+        </w:rPr>
+        <w:t>kterými</w:t>
+      </w:r>
+      <w:proofErr w:type="spellEnd"/>
+      <w:r>
+        <w:rPr>
+          <w:rFonts w:ascii="Open Sans" w:eastAsiaTheme="minorEastAsia" w:hAnsi="Open Sans" w:cs="Open Sans"/>
+          <w:sz w:val="21"/>
+          <w:szCs w:val="21"/>
+          <w:lang w:val="en-US"/>
+        </w:rPr>
+        <w:t xml:space="preserve"> by </w:t>
+      </w:r>
+      <w:proofErr w:type="spellStart"/>
+      <w:r>
+        <w:rPr>
+          <w:rFonts w:ascii="Open Sans" w:eastAsiaTheme="minorEastAsia" w:hAnsi="Open Sans" w:cs="Open Sans"/>
+          <w:sz w:val="21"/>
+          <w:szCs w:val="21"/>
+          <w:lang w:val="en-US"/>
+        </w:rPr>
+        <w:t>původní</w:t>
+      </w:r>
+      <w:proofErr w:type="spellEnd"/>
+      <w:r>
+        <w:rPr>
+          <w:rFonts w:ascii="Open Sans" w:eastAsiaTheme="minorEastAsia" w:hAnsi="Open Sans" w:cs="Open Sans"/>
+          <w:sz w:val="21"/>
+          <w:szCs w:val="21"/>
+          <w:lang w:val="en-US"/>
+        </w:rPr>
+        <w:t xml:space="preserve"> </w:t>
+      </w:r>
+      <w:proofErr w:type="spellStart"/>
+      <w:r>
+        <w:rPr>
+          <w:rFonts w:ascii="Open Sans" w:eastAsiaTheme="minorEastAsia" w:hAnsi="Open Sans" w:cs="Open Sans"/>
+          <w:sz w:val="21"/>
+          <w:szCs w:val="21"/>
+          <w:lang w:val="en-US"/>
+        </w:rPr>
+        <w:t>trasa</w:t>
+      </w:r>
+      <w:proofErr w:type="spellEnd"/>
+      <w:r>
+        <w:rPr>
+          <w:rFonts w:ascii="Open Sans" w:eastAsiaTheme="minorEastAsia" w:hAnsi="Open Sans" w:cs="Open Sans"/>
+          <w:sz w:val="21"/>
+          <w:szCs w:val="21"/>
+          <w:lang w:val="en-US"/>
+        </w:rPr>
+        <w:t xml:space="preserve"> </w:t>
+      </w:r>
+      <w:proofErr w:type="spellStart"/>
+      <w:r>
+        <w:rPr>
+          <w:rFonts w:ascii="Open Sans" w:eastAsiaTheme="minorEastAsia" w:hAnsi="Open Sans" w:cs="Open Sans"/>
+          <w:sz w:val="21"/>
+          <w:szCs w:val="21"/>
+          <w:lang w:val="en-US"/>
+        </w:rPr>
+        <w:t>nikdy</w:t>
+      </w:r>
+      <w:proofErr w:type="spellEnd"/>
+      <w:r>
+        <w:rPr>
+          <w:rFonts w:ascii="Open Sans" w:eastAsiaTheme="minorEastAsia" w:hAnsi="Open Sans" w:cs="Open Sans"/>
+          <w:sz w:val="21"/>
+          <w:szCs w:val="21"/>
+          <w:lang w:val="en-US"/>
+        </w:rPr>
+        <w:t xml:space="preserve"> </w:t>
+      </w:r>
+      <w:proofErr w:type="spellStart"/>
+      <w:r>
+        <w:rPr>
+          <w:rFonts w:ascii="Open Sans" w:eastAsiaTheme="minorEastAsia" w:hAnsi="Open Sans" w:cs="Open Sans"/>
+          <w:sz w:val="21"/>
+          <w:szCs w:val="21"/>
+          <w:lang w:val="en-US"/>
+        </w:rPr>
+        <w:t>nevedla</w:t>
+      </w:r>
+      <w:proofErr w:type="spellEnd"/>
+      <w:r>
+        <w:rPr>
+          <w:rFonts w:ascii="Open Sans" w:eastAsiaTheme="minorEastAsia" w:hAnsi="Open Sans" w:cs="Open Sans"/>
+          <w:sz w:val="21"/>
+          <w:szCs w:val="21"/>
+          <w:lang w:val="en-US"/>
+        </w:rPr>
+        <w:t>.</w:t>
       </w:r>
     </w:p>
     <w:p>
